--- a/課題/A1_構造と成分から木材を説明する_学生用.docx
+++ b/課題/A1_構造と成分から木材を説明する_学生用.docx
@@ -704,7 +704,7 @@
           <w:b w:val="0"/>
           <w:sz w:val="17"/>
         </w:rPr>
-        <w:t>S4　主要構成成分と木質材料　USDA Forest Products Laboratory　Wood Handbook 2021 Chapter 11</w:t>
+        <w:t>S9　主要構成成分（木材化学）　USDA Forest Products Laboratory　Wood Handbook 2021 Chapter 3 Wood Chemistry（3–9頁）</w:t>
       </w:r>
     </w:p>
     <w:p>
@@ -713,7 +713,7 @@
           <w:b w:val="0"/>
           <w:sz w:val="16"/>
         </w:rPr>
-        <w:t>https://research.fs.usda.gov/treesearch/62258</w:t>
+        <w:t>https://research.fs.usda.gov/treesearch/62242</w:t>
       </w:r>
     </w:p>
     <w:p>

--- a/課題/A1_構造と成分から木材を説明する_学生用.docx
+++ b/課題/A1_構造と成分から木材を説明する_学生用.docx
@@ -22,7 +22,9 @@
           <w:b/>
           <w:sz w:val="28"/>
         </w:rPr>
-        <w:t>課題1　構造と成分から木材を説明する</w:t>
+        <w:t>課題A1 専用回答フォーム</w:t>
+        <w:br/>
+        <w:t>構造と成分から木材を説明する</w:t>
       </w:r>
     </w:p>
     <w:p>
@@ -31,7 +33,11 @@
           <w:b w:val="0"/>
           <w:sz w:val="18"/>
         </w:rPr>
-        <w:t>第4回終了後　対象 第1回から第4回 外観 組織 年輪 超微細構造 主要構成成分　作業目安 75～100分</w:t>
+        <w:t>科目コード 05242020</w:t>
+        <w:br/>
+        <w:t>第4回終了後　対象 第1回から第4回 外観 組織 年輪 超微細構造 主要構成成分</w:t>
+        <w:br/>
+        <w:t>作業目安 75～100分　2026年10月31日版</w:t>
       </w:r>
     </w:p>
     <w:p>
@@ -39,7 +45,7 @@
         <w:rPr>
           <w:b w:val="0"/>
         </w:rPr>
-        <w:t xml:space="preserve">学籍番号　　　　　　　　　氏名　　　　　　　　　提出日　　　　　　　　</w:t>
+        <w:t>学籍番号［入力］　氏名［入力］　提出日［入力］</w:t>
       </w:r>
     </w:p>
     <w:p>
@@ -56,7 +62,7 @@
           <w:b w:val="0"/>
           <w:sz w:val="18"/>
         </w:rPr>
-        <w:t>資料参照可。各欄5点、合計100点。基本70点・発展30点。基本欄12個の十分な達成で60点です。計算は途中式と単位、調べ学習は出典と該当箇所を残してください。文章量より要点を評価します。</w:t>
+        <w:t>各欄5点、20欄で100点。基本14欄70点・発展6欄30点です。基本欄12個を十分に満たすと60点です。資料参照可。計算は式・代入・結果の単位を残し、文章は要点と根拠で評価します。</w:t>
       </w:r>
     </w:p>
     <w:p>
@@ -65,12 +71,37 @@
           <w:b w:val="0"/>
           <w:sz w:val="18"/>
         </w:rPr>
-        <w:t>回答IDを残し「回答を入力」を置き換えます。字数は目安、回答欄は自由に広げられます。図にも結論の文章を添えます。生成AI等の利用は授業の指示に従います。</w:t>
+        <w:t>設問と回答IDを残し、「回答を入力」を自分の回答に置き換えます。欄は広げて構いません。図・手書き式を使う場合も、結論・単位・説明を本文に入力してください。生成AI等の利用は授業の指示に従います。</w:t>
+      </w:r>
+    </w:p>
+    <w:p>
+      <w:pPr/>
+      <w:r>
+        <w:t>提出形式 PDF 1ファイル　ファイル名 05242020_A1_学籍番号.pdf</w:t>
+      </w:r>
+    </w:p>
+    <w:p>
+      <w:pPr/>
+      <w:r>
+        <w:t>例 05242020_A1_12345678.pdf。先頭の学籍番号とファイル名を一致させます。</w:t>
+      </w:r>
+    </w:p>
+    <w:p>
+      <w:pPr/>
+      <w:r>
+        <w:t>この専用フォームで作成し、PDFとして保存・エクスポートします。PDFを開いて回答IDを検索でき、数式・図・改ページに欠落がないことを確認してから、Teamsの該当課題へ提出してください。</w:t>
+      </w:r>
+    </w:p>
+    <w:p>
+      <w:pPr/>
+      <w:r>
+        <w:t>提出期限等はTeamsの課題案内を確認してください。作成方法と評価基準は、課題フォルダーの「レポートの作成と提出方法」「評価基準」で確認できます。</w:t>
       </w:r>
     </w:p>
     <w:p>
       <w:pPr>
         <w:pStyle w:val="Heading2"/>
+        <w:pageBreakBefore/>
       </w:pPr>
       <w:r>
         <w:t>問1　方向と断面　20点</w:t>
@@ -86,6 +117,7 @@
     </w:p>
     <w:p>
       <w:pPr>
+        <w:keepNext/>
         <w:spacing w:after="60"/>
       </w:pPr>
       <w:r>
@@ -98,7 +130,8 @@
     </w:p>
     <w:p>
       <w:pPr>
-        <w:spacing w:after="140"/>
+        <w:keepNext w:val="0"/>
+        <w:spacing w:after="300"/>
         <w:ind w:left="144"/>
       </w:pPr>
       <w:r>
@@ -111,6 +144,7 @@
     </w:p>
     <w:p>
       <w:pPr>
+        <w:keepNext/>
         <w:spacing w:after="60"/>
       </w:pPr>
       <w:r>
@@ -123,7 +157,8 @@
     </w:p>
     <w:p>
       <w:pPr>
-        <w:spacing w:after="140"/>
+        <w:keepNext w:val="0"/>
+        <w:spacing w:after="300"/>
         <w:ind w:left="144"/>
       </w:pPr>
       <w:r>
@@ -136,6 +171,7 @@
     </w:p>
     <w:p>
       <w:pPr>
+        <w:keepNext/>
         <w:spacing w:after="60"/>
       </w:pPr>
       <w:r>
@@ -148,7 +184,8 @@
     </w:p>
     <w:p>
       <w:pPr>
-        <w:spacing w:after="140"/>
+        <w:keepNext w:val="0"/>
+        <w:spacing w:after="300"/>
         <w:ind w:left="144"/>
       </w:pPr>
       <w:r>
@@ -161,6 +198,7 @@
     </w:p>
     <w:p>
       <w:pPr>
+        <w:keepNext/>
         <w:spacing w:after="60"/>
       </w:pPr>
       <w:r>
@@ -168,12 +206,13 @@
           <w:b/>
           <w:sz w:val="20"/>
         </w:rPr>
-        <w:t>A1-Q1-d　基本 5点　Tを常に紙面の横方向と考えてよいか。年輪上の位置と結び付けて答える。</w:t>
+        <w:t>A1-Q1-d　基本 5点　板目板と柾目板の幅方向は、それぞれ主にT・Rのどちらに近いか答える。典型的な木取りを考える。</w:t>
       </w:r>
     </w:p>
     <w:p>
       <w:pPr>
-        <w:spacing w:after="140"/>
+        <w:keepNext w:val="0"/>
+        <w:spacing w:after="300"/>
         <w:ind w:left="144"/>
       </w:pPr>
       <w:r>
@@ -192,6 +231,7 @@
     <w:p>
       <w:pPr>
         <w:pStyle w:val="Heading2"/>
+        <w:pageBreakBefore/>
       </w:pPr>
       <w:r>
         <w:t>問2　細胞と年輪と細胞壁　20点</w:t>
@@ -207,6 +247,7 @@
     </w:p>
     <w:p>
       <w:pPr>
+        <w:keepNext/>
         <w:spacing w:after="60"/>
       </w:pPr>
       <w:r>
@@ -219,7 +260,8 @@
     </w:p>
     <w:p>
       <w:pPr>
-        <w:spacing w:after="140"/>
+        <w:keepNext w:val="0"/>
+        <w:spacing w:after="300"/>
         <w:ind w:left="144"/>
       </w:pPr>
       <w:r>
@@ -232,6 +274,7 @@
     </w:p>
     <w:p>
       <w:pPr>
+        <w:keepNext/>
         <w:spacing w:after="60"/>
       </w:pPr>
       <w:r>
@@ -244,7 +287,8 @@
     </w:p>
     <w:p>
       <w:pPr>
-        <w:spacing w:after="140"/>
+        <w:keepNext w:val="0"/>
+        <w:spacing w:after="300"/>
         <w:ind w:left="144"/>
       </w:pPr>
       <w:r>
@@ -257,6 +301,7 @@
     </w:p>
     <w:p>
       <w:pPr>
+        <w:keepNext/>
         <w:spacing w:after="60"/>
       </w:pPr>
       <w:r>
@@ -269,7 +314,8 @@
     </w:p>
     <w:p>
       <w:pPr>
-        <w:spacing w:after="140"/>
+        <w:keepNext w:val="0"/>
+        <w:spacing w:after="300"/>
         <w:ind w:left="144"/>
       </w:pPr>
       <w:r>
@@ -282,6 +328,7 @@
     </w:p>
     <w:p>
       <w:pPr>
+        <w:keepNext/>
         <w:spacing w:after="60"/>
       </w:pPr>
       <w:r>
@@ -294,7 +341,8 @@
     </w:p>
     <w:p>
       <w:pPr>
-        <w:spacing w:after="140"/>
+        <w:keepNext w:val="0"/>
+        <w:spacing w:after="300"/>
         <w:ind w:left="144"/>
       </w:pPr>
       <w:r>
@@ -308,6 +356,7 @@
     <w:p>
       <w:pPr>
         <w:pStyle w:val="Heading2"/>
+        <w:pageBreakBefore/>
       </w:pPr>
       <w:r>
         <w:t>問3　壁と空隙の数量モデル　20点</w:t>
@@ -323,6 +372,7 @@
     </w:p>
     <w:p>
       <w:pPr>
+        <w:keepNext/>
         <w:spacing w:after="60"/>
       </w:pPr>
       <w:r>
@@ -335,7 +385,8 @@
     </w:p>
     <w:p>
       <w:pPr>
-        <w:spacing w:after="140"/>
+        <w:keepNext w:val="0"/>
+        <w:spacing w:after="300"/>
         <w:ind w:left="144"/>
       </w:pPr>
       <w:r>
@@ -348,6 +399,7 @@
     </w:p>
     <w:p>
       <w:pPr>
+        <w:keepNext/>
         <w:spacing w:after="60"/>
       </w:pPr>
       <w:r>
@@ -360,7 +412,8 @@
     </w:p>
     <w:p>
       <w:pPr>
-        <w:spacing w:after="140"/>
+        <w:keepNext w:val="0"/>
+        <w:spacing w:after="300"/>
         <w:ind w:left="144"/>
       </w:pPr>
       <w:r>
@@ -373,6 +426,7 @@
     </w:p>
     <w:p>
       <w:pPr>
+        <w:keepNext/>
         <w:spacing w:after="60"/>
       </w:pPr>
       <w:r>
@@ -385,7 +439,8 @@
     </w:p>
     <w:p>
       <w:pPr>
-        <w:spacing w:after="140"/>
+        <w:keepNext w:val="0"/>
+        <w:spacing w:after="300"/>
         <w:ind w:left="144"/>
       </w:pPr>
       <w:r>
@@ -398,6 +453,7 @@
     </w:p>
     <w:p>
       <w:pPr>
+        <w:keepNext/>
         <w:spacing w:after="60"/>
       </w:pPr>
       <w:r>
@@ -410,7 +466,8 @@
     </w:p>
     <w:p>
       <w:pPr>
-        <w:spacing w:after="140"/>
+        <w:keepNext w:val="0"/>
+        <w:spacing w:after="300"/>
         <w:ind w:left="144"/>
       </w:pPr>
       <w:r>
@@ -429,6 +486,7 @@
     <w:p>
       <w:pPr>
         <w:pStyle w:val="Heading2"/>
+        <w:pageBreakBefore/>
       </w:pPr>
       <w:r>
         <w:t>問4　主要成分を調べて確かめる　20点</w:t>
@@ -439,11 +497,12 @@
         <w:rPr>
           <w:b w:val="0"/>
         </w:rPr>
-        <w:t>調べ学習は、細胞壁の主要構成成分またはミクロフィブリル傾角のどちらか一つをテーマとする。下記の資料候補、図書館の専門書、公的研究機関の資料、原著論文から一つ以上を利用する。</w:t>
+        <w:t>調べ学習は、細胞壁の主要構成成分またはミクロフィブリル傾角のどちらか一つをテーマとする。下記の資料候補、図書館の専門書、公的研究機関の資料、原著論文から一つ以上を利用する。 aは講義内容の復習、b～dは選んだテーマと資料に関する回答とする。</w:t>
       </w:r>
     </w:p>
     <w:p>
       <w:pPr>
+        <w:keepNext/>
         <w:spacing w:after="60"/>
       </w:pPr>
       <w:r>
@@ -456,7 +515,8 @@
     </w:p>
     <w:p>
       <w:pPr>
-        <w:spacing w:after="140"/>
+        <w:keepNext w:val="0"/>
+        <w:spacing w:after="300"/>
         <w:ind w:left="144"/>
       </w:pPr>
       <w:r>
@@ -469,6 +529,7 @@
     </w:p>
     <w:p>
       <w:pPr>
+        <w:keepNext/>
         <w:spacing w:after="60"/>
       </w:pPr>
       <w:r>
@@ -481,7 +542,8 @@
     </w:p>
     <w:p>
       <w:pPr>
-        <w:spacing w:after="140"/>
+        <w:keepNext w:val="0"/>
+        <w:spacing w:after="300"/>
         <w:ind w:left="144"/>
       </w:pPr>
       <w:r>
@@ -494,6 +556,7 @@
     </w:p>
     <w:p>
       <w:pPr>
+        <w:keepNext/>
         <w:spacing w:after="60"/>
       </w:pPr>
       <w:r>
@@ -506,7 +569,8 @@
     </w:p>
     <w:p>
       <w:pPr>
-        <w:spacing w:after="140"/>
+        <w:keepNext w:val="0"/>
+        <w:spacing w:after="300"/>
         <w:ind w:left="144"/>
       </w:pPr>
       <w:r>
@@ -519,6 +583,7 @@
     </w:p>
     <w:p>
       <w:pPr>
+        <w:keepNext/>
         <w:spacing w:after="60"/>
       </w:pPr>
       <w:r>
@@ -531,7 +596,8 @@
     </w:p>
     <w:p>
       <w:pPr>
-        <w:spacing w:after="140"/>
+        <w:keepNext w:val="0"/>
+        <w:spacing w:after="300"/>
         <w:ind w:left="144"/>
       </w:pPr>
       <w:r>
@@ -550,6 +616,7 @@
     <w:p>
       <w:pPr>
         <w:pStyle w:val="Heading2"/>
+        <w:pageBreakBefore/>
       </w:pPr>
       <w:r>
         <w:t>問5　中学生への説明　20点</w:t>
@@ -565,6 +632,7 @@
     </w:p>
     <w:p>
       <w:pPr>
+        <w:keepNext/>
         <w:spacing w:after="60"/>
       </w:pPr>
       <w:r>
@@ -577,7 +645,8 @@
     </w:p>
     <w:p>
       <w:pPr>
-        <w:spacing w:after="140"/>
+        <w:keepNext w:val="0"/>
+        <w:spacing w:after="300"/>
         <w:ind w:left="144"/>
       </w:pPr>
       <w:r>
@@ -590,6 +659,7 @@
     </w:p>
     <w:p>
       <w:pPr>
+        <w:keepNext/>
         <w:spacing w:after="60"/>
       </w:pPr>
       <w:r>
@@ -602,7 +672,8 @@
     </w:p>
     <w:p>
       <w:pPr>
-        <w:spacing w:after="140"/>
+        <w:keepNext w:val="0"/>
+        <w:spacing w:after="300"/>
         <w:ind w:left="144"/>
       </w:pPr>
       <w:r>
@@ -615,6 +686,7 @@
     </w:p>
     <w:p>
       <w:pPr>
+        <w:keepNext/>
         <w:spacing w:after="60"/>
       </w:pPr>
       <w:r>
@@ -627,7 +699,8 @@
     </w:p>
     <w:p>
       <w:pPr>
-        <w:spacing w:after="140"/>
+        <w:keepNext w:val="0"/>
+        <w:spacing w:after="300"/>
         <w:ind w:left="144"/>
       </w:pPr>
       <w:r>
@@ -640,6 +713,7 @@
     </w:p>
     <w:p>
       <w:pPr>
+        <w:keepNext/>
         <w:spacing w:after="60"/>
       </w:pPr>
       <w:r>
@@ -652,7 +726,8 @@
     </w:p>
     <w:p>
       <w:pPr>
-        <w:spacing w:after="140"/>
+        <w:keepNext w:val="0"/>
+        <w:spacing w:after="300"/>
         <w:ind w:left="144"/>
       </w:pPr>
       <w:r>
@@ -764,10 +839,10 @@
       <w:rPr>
         <w:sz w:val="18"/>
       </w:rPr>
-      <w:fldChar w:fldCharType="begin"/>
-      <w:instrText>PAGE</w:instrText>
-      <w:fldChar w:fldCharType="end"/>
+      <w:t xml:space="preserve">木材及び木質材料学　A1　2026年10月31日版　</w:t>
     </w:r>
+    <w:r/>
+    <w:fldSimple w:instr="PAGE"/>
   </w:p>
 </w:ftr>
 </file>
